--- a/templates_TN_V1.0/quyet_dinh_thu_hoi_phu_hieu_template.docx
+++ b/templates_TN_V1.0/quyet_dinh_thu_hoi_phu_hieu_template.docx
@@ -329,7 +329,7 @@
     </w:p>
     <w:p>
       <w:pPr>
-        <w:spacing w:before="240" w:after="120" w:line="360" w:lineRule="exact"/>
+        <w:spacing w:before="120" w:after="120" w:line="360" w:lineRule="exact"/>
         <w:ind w:firstLine="720"/>
         <w:jc w:val="both"/>
         <w:rPr>
@@ -401,7 +401,21 @@
         <w:rPr>
           <w:i/>
         </w:rPr>
-        <w:t>Theo đề nghị của Trưởng phòng Vận tải &amp; An toàn giao thông.</w:t>
+        <w:t xml:space="preserve">Theo đề nghị của Trưởng phòng Vận tải &amp; </w:t>
+      </w:r>
+      <w:proofErr w:type="gramStart"/>
+      <w:r>
+        <w:rPr>
+          <w:i/>
+        </w:rPr>
+        <w:t>An</w:t>
+      </w:r>
+      <w:proofErr w:type="gramEnd"/>
+      <w:r>
+        <w:rPr>
+          <w:i/>
+        </w:rPr>
+        <w:t xml:space="preserve"> toàn giao thông.</w:t>
       </w:r>
     </w:p>
     <w:p>
@@ -472,7 +486,15 @@
         <w:jc w:val="both"/>
       </w:pPr>
       <w:r>
-        <w:t xml:space="preserve">Giao Phòng Vận tải &amp; An toàn giao thông thực hiện chuyển trạng thái phù hiệu </w:t>
+        <w:t xml:space="preserve">Giao Phòng Vận tải &amp; </w:t>
+      </w:r>
+      <w:proofErr w:type="gramStart"/>
+      <w:r>
+        <w:t>An</w:t>
+      </w:r>
+      <w:proofErr w:type="gramEnd"/>
+      <w:r>
+        <w:t xml:space="preserve"> toàn giao thông thực hiện chuyển trạng thái phù hiệu </w:t>
       </w:r>
       <w:r>
         <w:rPr>
@@ -521,7 +543,21 @@
         <w:rPr>
           <w:iCs/>
         </w:rPr>
-        <w:t>Trưởng phòng Vận tải &amp; An toàn giao thông</w:t>
+        <w:t xml:space="preserve">Trưởng phòng Vận tải &amp; </w:t>
+      </w:r>
+      <w:proofErr w:type="gramStart"/>
+      <w:r>
+        <w:rPr>
+          <w:iCs/>
+        </w:rPr>
+        <w:t>An</w:t>
+      </w:r>
+      <w:proofErr w:type="gramEnd"/>
+      <w:r>
+        <w:rPr>
+          <w:iCs/>
+        </w:rPr>
+        <w:t xml:space="preserve"> toàn giao thông</w:t>
       </w:r>
       <w:r>
         <w:rPr>
@@ -670,7 +706,23 @@
                 <w:sz w:val="22"/>
                 <w:szCs w:val="22"/>
               </w:rPr>
-              <w:t xml:space="preserve">- Phòng CSGT Công an các tỉnh, TP;   (p/h)                </w:t>
+              <w:t xml:space="preserve">- Phòng CSGT Công an các tỉnh, </w:t>
+            </w:r>
+            <w:proofErr w:type="gramStart"/>
+            <w:r>
+              <w:rPr>
+                <w:sz w:val="22"/>
+                <w:szCs w:val="22"/>
+              </w:rPr>
+              <w:t xml:space="preserve">TP;   </w:t>
+            </w:r>
+            <w:proofErr w:type="gramEnd"/>
+            <w:r>
+              <w:rPr>
+                <w:sz w:val="22"/>
+                <w:szCs w:val="22"/>
+              </w:rPr>
+              <w:t xml:space="preserve">(p/h)                </w:t>
             </w:r>
           </w:p>
           <w:p>
@@ -1634,14 +1686,30 @@
                 <w:sz w:val="20"/>
                 <w:szCs w:val="20"/>
               </w:rPr>
-              <w:t xml:space="preserve">{ghi_chu} </w:t>
+              <w:t>{ghi_</w:t>
+            </w:r>
+            <w:proofErr w:type="gramStart"/>
+            <w:r>
+              <w:rPr>
+                <w:sz w:val="20"/>
+                <w:szCs w:val="20"/>
+              </w:rPr>
+              <w:t xml:space="preserve">chu} </w:t>
             </w:r>
             <w:r>
               <w:rPr>
                 <w:sz w:val="4"/>
                 <w:szCs w:val="4"/>
               </w:rPr>
-              <w:t>{/don_vi_list}</w:t>
+              <w:t>{/</w:t>
+            </w:r>
+            <w:proofErr w:type="gramEnd"/>
+            <w:r>
+              <w:rPr>
+                <w:sz w:val="4"/>
+                <w:szCs w:val="4"/>
+              </w:rPr>
+              <w:t>don_vi_list}</w:t>
             </w:r>
           </w:p>
         </w:tc>

--- a/templates_TN_V1.0/quyet_dinh_thu_hoi_phu_hieu_template.docx
+++ b/templates_TN_V1.0/quyet_dinh_thu_hoi_phu_hieu_template.docx
@@ -388,147 +388,247 @@
     </w:p>
     <w:p>
       <w:pPr>
+        <w:pStyle w:val="NormalWeb"/>
+        <w:spacing w:before="60" w:beforeAutospacing="0" w:after="0" w:afterAutospacing="0" w:line="360" w:lineRule="exact"/>
+        <w:ind w:firstLine="709"/>
+        <w:jc w:val="both"/>
+        <w:rPr>
+          <w:i/>
+          <w:iCs/>
+          <w:color w:val="000000"/>
+          <w:sz w:val="28"/>
+          <w:szCs w:val="28"/>
+        </w:rPr>
+      </w:pPr>
+      <w:r>
+        <w:rPr>
+          <w:i/>
+          <w:iCs/>
+          <w:color w:val="000000"/>
+          <w:sz w:val="28"/>
+          <w:szCs w:val="28"/>
+        </w:rPr>
+        <w:t>Căn cứ các V</w:t>
+      </w:r>
+      <w:r>
+        <w:rPr>
+          <w:i/>
+          <w:iCs/>
+          <w:color w:val="000000"/>
+          <w:sz w:val="28"/>
+          <w:szCs w:val="28"/>
+        </w:rPr>
+        <w:t>ăn bản</w:t>
+      </w:r>
+      <w:r>
+        <w:rPr>
+          <w:i/>
+          <w:iCs/>
+          <w:color w:val="000000"/>
+          <w:sz w:val="28"/>
+          <w:szCs w:val="28"/>
+        </w:rPr>
+        <w:t xml:space="preserve">, thông </w:t>
+      </w:r>
+      <w:r>
+        <w:rPr>
+          <w:i/>
+          <w:iCs/>
+          <w:color w:val="000000"/>
+          <w:sz w:val="28"/>
+          <w:szCs w:val="28"/>
+        </w:rPr>
+        <w:t xml:space="preserve">báo phương tiện ngừng kinh doanh vận tải, trả lại phù hiệu </w:t>
+      </w:r>
+      <w:r>
+        <w:rPr>
+          <w:i/>
+          <w:iCs/>
+          <w:color w:val="000000"/>
+          <w:sz w:val="28"/>
+          <w:szCs w:val="28"/>
+        </w:rPr>
+        <w:t>các đơn vị vận tải (chi tiết tại Phụ lục kèm theo Quyết định này);</w:t>
+      </w:r>
+    </w:p>
+    <w:p>
+      <w:pPr>
+        <w:spacing w:before="120" w:after="120"/>
+        <w:ind w:firstLine="720"/>
+        <w:rPr>
+          <w:b/>
+        </w:rPr>
+      </w:pPr>
+      <w:r>
+        <w:rPr>
+          <w:i/>
+          <w:iCs/>
+          <w:color w:val="000000"/>
+        </w:rPr>
+        <w:t xml:space="preserve">Theo đề nghị của Trưởng Phòng Quản lý vận tải </w:t>
+      </w:r>
+      <w:r>
+        <w:rPr>
+          <w:i/>
+          <w:iCs/>
+        </w:rPr>
+        <w:t>&amp;</w:t>
+      </w:r>
+      <w:r>
+        <w:rPr>
+          <w:i/>
+          <w:iCs/>
+          <w:color w:val="000000"/>
+        </w:rPr>
+        <w:t xml:space="preserve"> </w:t>
+      </w:r>
+      <w:proofErr w:type="gramStart"/>
+      <w:r>
+        <w:rPr>
+          <w:i/>
+          <w:iCs/>
+          <w:color w:val="000000"/>
+        </w:rPr>
+        <w:t>An</w:t>
+      </w:r>
+      <w:proofErr w:type="gramEnd"/>
+      <w:r>
+        <w:rPr>
+          <w:i/>
+          <w:iCs/>
+          <w:color w:val="000000"/>
+        </w:rPr>
+        <w:t xml:space="preserve"> toàn giao thông</w:t>
+      </w:r>
+      <w:r>
+        <w:rPr>
+          <w:i/>
+          <w:iCs/>
+          <w:color w:val="000000"/>
+        </w:rPr>
+        <w:t>.</w:t>
+      </w:r>
+    </w:p>
+    <w:p>
+      <w:pPr>
+        <w:spacing w:before="240" w:after="240"/>
+        <w:ind w:firstLine="720"/>
+        <w:jc w:val="center"/>
+        <w:rPr>
+          <w:b/>
+        </w:rPr>
+      </w:pPr>
+      <w:r>
+        <w:rPr>
+          <w:b/>
+        </w:rPr>
+        <w:t>QUYẾT ĐỊNH:</w:t>
+      </w:r>
+    </w:p>
+    <w:p>
+      <w:pPr>
+        <w:spacing w:before="120"/>
+        <w:ind w:firstLine="720"/>
+        <w:jc w:val="both"/>
+      </w:pPr>
+      <w:r>
+        <w:rPr>
+          <w:b/>
+        </w:rPr>
+        <w:t>Điều 1</w:t>
+      </w:r>
+      <w:r>
+        <w:t xml:space="preserve">. Thu hồi phù hiệu xe ô tô kinh doanh vận tải do Sở </w:t>
+      </w:r>
+      <w:r>
+        <w:t xml:space="preserve">Xây dựng tỉnh </w:t>
+      </w:r>
+      <w:r>
+        <w:t>{t</w:t>
+      </w:r>
+      <w:r>
+        <w:t>i</w:t>
+      </w:r>
+      <w:r>
+        <w:t>nh}</w:t>
+      </w:r>
+      <w:r>
+        <w:t xml:space="preserve"> cấp cho các phương tiện </w:t>
+      </w:r>
+      <w:r>
+        <w:rPr>
+          <w:i/>
+          <w:iCs/>
+        </w:rPr>
+        <w:t>(có danh sách kèm theo).</w:t>
+      </w:r>
+    </w:p>
+    <w:p>
+      <w:pPr>
+        <w:spacing w:before="120"/>
+        <w:ind w:firstLine="720"/>
+        <w:jc w:val="both"/>
+      </w:pPr>
+      <w:r>
+        <w:rPr>
+          <w:b/>
+        </w:rPr>
+        <w:t>Điều 2.</w:t>
+      </w:r>
+      <w:r>
+        <w:t xml:space="preserve"> Phù hiệu đã cấp cho các phương tiện nêu trên không còn giá trị sử dụng; trong thời hạn 10 ngày kể từ ngày ký Quyết định này, đơn vị kinh doanh vận tải phải dừng hoạt động kinh doanh vận tải đối với xe ô tô bị thu hồi đồng thời nộp lại phù hiệu cho cơ quan cấp theo quy định tại điểm c khoản 11 Điều 23 Nghị định số 158/2024/NĐ-CP.</w:t>
+      </w:r>
+    </w:p>
+    <w:p>
+      <w:pPr>
+        <w:spacing w:before="60" w:after="60"/>
+        <w:ind w:firstLine="720"/>
+        <w:jc w:val="both"/>
+      </w:pPr>
+      <w:r>
+        <w:t xml:space="preserve">Giao Phòng Vận tải &amp; </w:t>
+      </w:r>
+      <w:proofErr w:type="gramStart"/>
+      <w:r>
+        <w:t>An</w:t>
+      </w:r>
+      <w:proofErr w:type="gramEnd"/>
+      <w:r>
+        <w:t xml:space="preserve"> toàn giao thông thực hiện chuyển trạng thái phù hiệu </w:t>
+      </w:r>
+      <w:r>
+        <w:rPr>
+          <w:b/>
+          <w:bCs/>
+        </w:rPr>
+        <w:t>“Bị thu hồi”</w:t>
+      </w:r>
+      <w:r>
+        <w:t xml:space="preserve"> trên Hệ thống nghiệp vụ quản lý vận tải đường bộ của Bộ Xây dựng đối với các phương tiện nêu tại Điều 1 kể từ ngày Quyết định có hiệu lực.</w:t>
+      </w:r>
+    </w:p>
+    <w:p>
+      <w:pPr>
+        <w:spacing w:before="120"/>
+        <w:ind w:firstLine="720"/>
+        <w:jc w:val="both"/>
+      </w:pPr>
+      <w:r>
+        <w:rPr>
+          <w:b/>
+        </w:rPr>
+        <w:t>Điều 3.</w:t>
+      </w:r>
+      <w:r>
+        <w:t xml:space="preserve"> Quyết định này có hiệu lực kể từ ngày ký. </w:t>
+      </w:r>
+    </w:p>
+    <w:p>
+      <w:pPr>
         <w:spacing w:before="120" w:after="120"/>
         <w:ind w:firstLine="720"/>
         <w:jc w:val="both"/>
         <w:rPr>
-          <w:b/>
-          <w:i/>
-          <w:sz w:val="2"/>
-        </w:rPr>
-      </w:pPr>
-      <w:r>
-        <w:rPr>
-          <w:i/>
-        </w:rPr>
-        <w:t xml:space="preserve">Theo đề nghị của Trưởng phòng Vận tải &amp; </w:t>
-      </w:r>
-      <w:proofErr w:type="gramStart"/>
-      <w:r>
-        <w:rPr>
-          <w:i/>
-        </w:rPr>
-        <w:t>An</w:t>
-      </w:r>
-      <w:proofErr w:type="gramEnd"/>
-      <w:r>
-        <w:rPr>
-          <w:i/>
-        </w:rPr>
-        <w:t xml:space="preserve"> toàn giao thông.</w:t>
-      </w:r>
-    </w:p>
-    <w:p>
-      <w:pPr>
-        <w:spacing w:before="120" w:after="120"/>
-        <w:ind w:firstLine="720"/>
-        <w:jc w:val="center"/>
-        <w:rPr>
-          <w:b/>
-        </w:rPr>
-      </w:pPr>
-      <w:r>
-        <w:rPr>
-          <w:b/>
-        </w:rPr>
-        <w:t>QUYẾT ĐỊNH:</w:t>
-      </w:r>
-    </w:p>
-    <w:p>
-      <w:pPr>
-        <w:spacing w:before="120"/>
-        <w:ind w:firstLine="720"/>
-        <w:jc w:val="both"/>
-      </w:pPr>
-      <w:r>
-        <w:rPr>
-          <w:b/>
-        </w:rPr>
-        <w:t>Điều 1</w:t>
-      </w:r>
-      <w:r>
-        <w:t xml:space="preserve">. Thu hồi phù hiệu xe ô tô kinh doanh vận tải do Sở Xây dựng tỉnh </w:t>
-      </w:r>
-      <w:r>
-        <w:t>{tunh}</w:t>
-      </w:r>
-      <w:r>
-        <w:t xml:space="preserve"> cấp cho các phương tiện </w:t>
-      </w:r>
-      <w:r>
-        <w:rPr>
-          <w:i/>
-          <w:iCs/>
-        </w:rPr>
-        <w:t>(có danh sách kèm theo).</w:t>
-      </w:r>
-    </w:p>
-    <w:p>
-      <w:pPr>
-        <w:spacing w:before="120"/>
-        <w:ind w:firstLine="720"/>
-        <w:jc w:val="both"/>
-      </w:pPr>
-      <w:r>
-        <w:rPr>
-          <w:b/>
-        </w:rPr>
-        <w:t>Điều 2.</w:t>
-      </w:r>
-      <w:r>
-        <w:t xml:space="preserve"> Phù hiệu đã cấp cho các phương tiện nêu trên không còn giá trị sử dụng; trong thời hạn 10 ngày kể từ ngày ký Quyết định này, đơn vị kinh doanh vận tải phải dừng hoạt động kinh doanh vận tải đối với xe ô tô bị thu hồi đồng thời nộp lại phù hiệu cho cơ quan cấp theo quy định tại điểm c khoản 11 Điều 23 Nghị định số 158/2024/NĐ-CP.</w:t>
-      </w:r>
-    </w:p>
-    <w:p>
-      <w:pPr>
-        <w:spacing w:before="60" w:after="60"/>
-        <w:ind w:firstLine="720"/>
-        <w:jc w:val="both"/>
-      </w:pPr>
-      <w:r>
-        <w:t xml:space="preserve">Giao Phòng Vận tải &amp; </w:t>
-      </w:r>
-      <w:proofErr w:type="gramStart"/>
-      <w:r>
-        <w:t>An</w:t>
-      </w:r>
-      <w:proofErr w:type="gramEnd"/>
-      <w:r>
-        <w:t xml:space="preserve"> toàn giao thông thực hiện chuyển trạng thái phù hiệu </w:t>
-      </w:r>
-      <w:r>
-        <w:rPr>
-          <w:b/>
-          <w:bCs/>
-        </w:rPr>
-        <w:t>“Bị thu hồi”</w:t>
-      </w:r>
-      <w:r>
-        <w:t xml:space="preserve"> trên Hệ thống nghiệp vụ quản lý vận tải đường bộ của Bộ Xây dựng đối với các phương tiện nêu tại Điều 1 kể từ ngày Quyết định có hiệu lực.</w:t>
-      </w:r>
-    </w:p>
-    <w:p>
-      <w:pPr>
-        <w:spacing w:before="120"/>
-        <w:ind w:firstLine="720"/>
-        <w:jc w:val="both"/>
-      </w:pPr>
-      <w:r>
-        <w:rPr>
-          <w:b/>
-        </w:rPr>
-        <w:t>Điều 3.</w:t>
-      </w:r>
-      <w:r>
-        <w:t xml:space="preserve"> Quyết định này có hiệu lực kể từ ngày ký. </w:t>
-      </w:r>
-    </w:p>
-    <w:p>
-      <w:pPr>
-        <w:spacing w:before="120" w:after="120"/>
-        <w:ind w:firstLine="720"/>
-        <w:jc w:val="both"/>
-        <w:rPr>
           <w:iCs/>
           <w:szCs w:val="20"/>
         </w:rPr>
@@ -543,20 +643,23 @@
         <w:rPr>
           <w:iCs/>
         </w:rPr>
-        <w:t xml:space="preserve">Trưởng phòng Vận tải &amp; </w:t>
+        <w:t xml:space="preserve">Trưởng </w:t>
+      </w:r>
+      <w:r>
+        <w:t xml:space="preserve">Phòng </w:t>
+      </w:r>
+      <w:r>
+        <w:t xml:space="preserve">Quản lý </w:t>
+      </w:r>
+      <w:r>
+        <w:t xml:space="preserve">Vận tải &amp; </w:t>
       </w:r>
       <w:proofErr w:type="gramStart"/>
       <w:r>
-        <w:rPr>
-          <w:iCs/>
-        </w:rPr>
         <w:t>An</w:t>
       </w:r>
       <w:proofErr w:type="gramEnd"/>
       <w:r>
-        <w:rPr>
-          <w:iCs/>
-        </w:rPr>
         <w:t xml:space="preserve"> toàn giao thông</w:t>
       </w:r>
       <w:r>
@@ -657,32 +760,16 @@
             </w:pPr>
             <w:r>
               <w:rPr>
-                <w:sz w:val="22"/>
-                <w:szCs w:val="22"/>
-              </w:rPr>
-              <w:t>- GĐ và các PGĐ Sở;</w:t>
-            </w:r>
-          </w:p>
-          <w:p>
-            <w:pPr>
-              <w:jc w:val="both"/>
-              <w:rPr>
-                <w:sz w:val="22"/>
-                <w:szCs w:val="22"/>
-              </w:rPr>
-            </w:pPr>
-            <w:r>
-              <w:rPr>
                 <w:noProof/>
                 <w:sz w:val="22"/>
                 <w:szCs w:val="22"/>
               </w:rPr>
-              <w:pict w14:anchorId="2BC8E97C">
+              <w:pict w14:anchorId="7D0B82BA">
                 <v:shapetype id="_x0000_t32" coordsize="21600,21600" o:spt="32" o:oned="t" path="m,l21600,21600e" filled="f">
                   <v:path arrowok="t" fillok="f" o:connecttype="none"/>
                   <o:lock v:ext="edit" shapetype="t"/>
                 </v:shapetype>
-                <v:shape id="_x0000_s2073" type="#_x0000_t32" style="position:absolute;left:0;text-align:left;margin-left:166.2pt;margin-top:5.3pt;width:0;height:41.5pt;z-index:4" o:connectortype="straight"/>
+                <v:shape id="_x0000_s2074" type="#_x0000_t32" style="position:absolute;left:0;text-align:left;margin-left:156.45pt;margin-top:4.7pt;width:0;height:41.5pt;z-index:4" o:connectortype="straight"/>
               </w:pict>
             </w:r>
             <w:r>
@@ -690,7 +777,7 @@
                 <w:sz w:val="22"/>
                 <w:szCs w:val="22"/>
               </w:rPr>
-              <w:t>- Sở Xây dựng các tỉnh, thành phố;</w:t>
+              <w:t>- Sở Xây dựng các tỉnh, thành phố</w:t>
             </w:r>
           </w:p>
           <w:p>
@@ -706,23 +793,37 @@
                 <w:sz w:val="22"/>
                 <w:szCs w:val="22"/>
               </w:rPr>
-              <w:t xml:space="preserve">- Phòng CSGT Công an các tỉnh, </w:t>
-            </w:r>
-            <w:proofErr w:type="gramStart"/>
+              <w:t xml:space="preserve">- </w:t>
+            </w:r>
             <w:r>
               <w:rPr>
                 <w:sz w:val="22"/>
                 <w:szCs w:val="22"/>
               </w:rPr>
-              <w:t xml:space="preserve">TP;   </w:t>
-            </w:r>
-            <w:proofErr w:type="gramEnd"/>
+              <w:t xml:space="preserve">Công an các tỉnh, thành phố          </w:t>
+            </w:r>
+            <w:proofErr w:type="gramStart"/>
             <w:r>
               <w:rPr>
                 <w:sz w:val="22"/>
                 <w:szCs w:val="22"/>
               </w:rPr>
-              <w:t xml:space="preserve">(p/h)                </w:t>
+              <w:t xml:space="preserve">   (</w:t>
+            </w:r>
+            <w:proofErr w:type="gramEnd"/>
+            <w:r>
+              <w:rPr>
+                <w:sz w:val="22"/>
+                <w:szCs w:val="22"/>
+              </w:rPr>
+              <w:t>để phối hợp);</w:t>
+            </w:r>
+            <w:r>
+              <w:rPr>
+                <w:sz w:val="22"/>
+                <w:szCs w:val="22"/>
+              </w:rPr>
+              <w:t xml:space="preserve">   </w:t>
             </w:r>
           </w:p>
           <w:p>
@@ -771,24 +872,49 @@
                 <w:szCs w:val="22"/>
                 <w:lang w:val="it-IT"/>
               </w:rPr>
-              <w:t>- Văn phòng Sở (đăng Website);</w:t>
-            </w:r>
-          </w:p>
-          <w:p>
-            <w:pPr>
-              <w:jc w:val="both"/>
-              <w:rPr>
-                <w:sz w:val="24"/>
-                <w:lang w:val="it-IT"/>
-              </w:rPr>
-            </w:pPr>
+              <w:lastRenderedPageBreak/>
+              <w:t xml:space="preserve">- </w:t>
+            </w:r>
             <w:r>
               <w:rPr>
                 <w:sz w:val="22"/>
                 <w:szCs w:val="22"/>
                 <w:lang w:val="it-IT"/>
               </w:rPr>
-              <w:t>- Lưu: VT, VT&amp;ATGT.</w:t>
+              <w:t>Trang thông tin điện tử Sở Xây dựng</w:t>
+            </w:r>
+            <w:r>
+              <w:rPr>
+                <w:sz w:val="22"/>
+                <w:szCs w:val="22"/>
+                <w:lang w:val="it-IT"/>
+              </w:rPr>
+              <w:t xml:space="preserve"> (đăng Website);</w:t>
+            </w:r>
+          </w:p>
+          <w:p>
+            <w:pPr>
+              <w:jc w:val="both"/>
+              <w:rPr>
+                <w:sz w:val="24"/>
+                <w:lang w:val="it-IT"/>
+              </w:rPr>
+            </w:pPr>
+            <w:r>
+              <w:rPr>
+                <w:sz w:val="22"/>
+                <w:szCs w:val="22"/>
+                <w:lang w:val="it-IT"/>
+              </w:rPr>
+              <w:t xml:space="preserve">- Lưu: VT, </w:t>
+            </w:r>
+            <w:r>
+              <w:rPr>
+                <w:sz w:val="22"/>
+                <w:szCs w:val="22"/>
+                <w:lang w:val="it-IT"/>
+              </w:rPr>
+              <w:t>QLVT&amp;ATGT</w:t>
             </w:r>
           </w:p>
         </w:tc>
@@ -813,6 +939,7 @@
                 <w:szCs w:val="26"/>
                 <w:lang w:val="it-IT"/>
               </w:rPr>
+              <w:lastRenderedPageBreak/>
               <w:t>{tham_quyen_ky}</w:t>
             </w:r>
           </w:p>
@@ -867,6 +994,7 @@
               <w:rPr>
                 <w:b/>
               </w:rPr>
+              <w:lastRenderedPageBreak/>
               <w:t>{nguoi_ky}</w:t>
             </w:r>
           </w:p>
@@ -2165,7 +2293,7 @@
     <w:lsdException w:name="Subtitle" w:qFormat="1"/>
     <w:lsdException w:name="Strong" w:qFormat="1"/>
     <w:lsdException w:name="Emphasis" w:qFormat="1"/>
-    <w:lsdException w:name="Normal (Web)" w:uiPriority="99"/>
+    <w:lsdException w:name="Normal (Web)" w:uiPriority="99" w:qFormat="1"/>
     <w:lsdException w:name="Normal Table" w:semiHidden="1" w:unhideWhenUsed="1"/>
     <w:lsdException w:name="Table Simple 1" w:semiHidden="1" w:unhideWhenUsed="1"/>
     <w:lsdException w:name="Table Simple 2" w:semiHidden="1" w:unhideWhenUsed="1"/>
@@ -2592,6 +2720,7 @@
     <w:basedOn w:val="Normal"/>
     <w:uiPriority w:val="99"/>
     <w:unhideWhenUsed/>
+    <w:qFormat/>
     <w:rsid w:val="003A20AF"/>
     <w:pPr>
       <w:spacing w:before="100" w:beforeAutospacing="1" w:after="100" w:afterAutospacing="1"/>
